--- a/插件详细手册/15.对话框/对话框设计-蓝皮纸.docx
+++ b/插件详细手册/15.对话框/对话框设计-蓝皮纸.docx
@@ -13,8 +13,20 @@
         <w:rPr>
           <w:rFonts w:hint="eastAsia"/>
         </w:rPr>
+        <w:t>===</w:t>
+      </w:r>
+      <w:r>
+        <w:rPr>
+          <w:rFonts w:hint="eastAsia"/>
+        </w:rPr>
         <w:t>概述</w:t>
       </w:r>
+      <w:r>
+        <w:rPr>
+          <w:rFonts w:hint="eastAsia"/>
+        </w:rPr>
+        <w:t>===</w:t>
+      </w:r>
     </w:p>
     <w:p>
       <w:pPr>
@@ -27,13 +39,7 @@
         <w:rPr>
           <w:rFonts w:hint="eastAsia"/>
         </w:rPr>
-        <w:t>基础</w:t>
-      </w:r>
-      <w:r>
-        <w:rPr>
-          <w:rFonts w:hint="eastAsia"/>
-        </w:rPr>
-        <w:t>插件</w:t>
+        <w:t>示例图</w:t>
       </w:r>
     </w:p>
     <w:p>
@@ -81,9 +87,9 @@
           <w:noProof/>
         </w:rPr>
         <w:drawing>
-          <wp:inline distT="0" distB="0" distL="0" distR="0" wp14:anchorId="3DE8B9ED" wp14:editId="29786118">
-            <wp:extent cx="4945380" cy="1047306"/>
-            <wp:effectExtent l="0" t="0" r="7620" b="635"/>
+          <wp:inline distT="0" distB="0" distL="0" distR="0" wp14:anchorId="3DE8B9ED" wp14:editId="2B6B9681">
+            <wp:extent cx="5044440" cy="1068285"/>
+            <wp:effectExtent l="0" t="0" r="3810" b="0"/>
             <wp:docPr id="1540736937" name="图片 1"/>
             <wp:cNvGraphicFramePr>
               <a:graphicFrameLocks xmlns:a="http://schemas.openxmlformats.org/drawingml/2006/main" noChangeAspect="1"/>
@@ -113,7 +119,7 @@
                   <pic:spPr bwMode="auto">
                     <a:xfrm>
                       <a:off x="0" y="0"/>
-                      <a:ext cx="4962552" cy="1050943"/>
+                      <a:ext cx="5065816" cy="1072812"/>
                     </a:xfrm>
                     <a:prstGeom prst="rect">
                       <a:avLst/>
@@ -134,296 +140,23 @@
       <w:pPr>
         <w:widowControl/>
         <w:adjustRightInd w:val="0"/>
-        <w:snapToGrid w:val="0"/>
-        <w:jc w:val="left"/>
-        <w:rPr>
-          <w:rFonts w:ascii="Tahoma" w:eastAsia="微软雅黑" w:hAnsi="Tahoma"/>
-          <w:kern w:val="0"/>
-          <w:sz w:val="22"/>
-        </w:rPr>
-      </w:pPr>
-      <w:r>
-        <w:rPr>
-          <w:rFonts w:ascii="Tahoma" w:eastAsia="微软雅黑" w:hAnsi="Tahoma" w:hint="eastAsia"/>
-          <w:kern w:val="0"/>
-          <w:sz w:val="22"/>
-        </w:rPr>
-        <w:t>如果要从零开始设计，</w:t>
-      </w:r>
-      <w:r>
-        <w:rPr>
-          <w:rFonts w:ascii="Tahoma" w:eastAsia="微软雅黑" w:hAnsi="Tahoma" w:hint="eastAsia"/>
-          <w:kern w:val="0"/>
-          <w:sz w:val="22"/>
-        </w:rPr>
-        <w:t>需要下图的插件：</w:t>
-      </w:r>
-    </w:p>
-    <w:p>
-      <w:pPr>
-        <w:widowControl/>
-        <w:jc w:val="center"/>
-        <w:rPr>
-          <w:rFonts w:ascii="宋体" w:eastAsia="宋体" w:hAnsi="宋体" w:cs="宋体" w:hint="eastAsia"/>
-          <w:kern w:val="0"/>
-          <w:sz w:val="24"/>
-          <w:szCs w:val="24"/>
-        </w:rPr>
-      </w:pPr>
-      <w:r>
-        <w:rPr>
-          <w:noProof/>
-        </w:rPr>
-        <w:drawing>
-          <wp:inline distT="0" distB="0" distL="0" distR="0" wp14:anchorId="43AA0050" wp14:editId="11E589FB">
-            <wp:extent cx="4937760" cy="2830325"/>
-            <wp:effectExtent l="0" t="0" r="0" b="8255"/>
-            <wp:docPr id="1801526751" name="图片 2"/>
-            <wp:cNvGraphicFramePr>
-              <a:graphicFrameLocks xmlns:a="http://schemas.openxmlformats.org/drawingml/2006/main" noChangeAspect="1"/>
-            </wp:cNvGraphicFramePr>
-            <a:graphic xmlns:a="http://schemas.openxmlformats.org/drawingml/2006/main">
-              <a:graphicData uri="http://schemas.openxmlformats.org/drawingml/2006/picture">
-                <pic:pic xmlns:pic="http://schemas.openxmlformats.org/drawingml/2006/picture">
-                  <pic:nvPicPr>
-                    <pic:cNvPr id="0" name="Picture 3"/>
-                    <pic:cNvPicPr>
-                      <a:picLocks noChangeAspect="1" noChangeArrowheads="1"/>
-                    </pic:cNvPicPr>
-                  </pic:nvPicPr>
-                  <pic:blipFill>
-                    <a:blip r:embed="rId8">
-                      <a:extLst>
-                        <a:ext uri="{28A0092B-C50C-407E-A947-70E740481C1C}">
-                          <a14:useLocalDpi xmlns:a14="http://schemas.microsoft.com/office/drawing/2010/main" val="0"/>
-                        </a:ext>
-                      </a:extLst>
-                    </a:blip>
-                    <a:srcRect/>
-                    <a:stretch>
-                      <a:fillRect/>
-                    </a:stretch>
-                  </pic:blipFill>
-                  <pic:spPr bwMode="auto">
-                    <a:xfrm>
-                      <a:off x="0" y="0"/>
-                      <a:ext cx="4942125" cy="2832827"/>
-                    </a:xfrm>
-                    <a:prstGeom prst="rect">
-                      <a:avLst/>
-                    </a:prstGeom>
-                    <a:noFill/>
-                    <a:ln>
-                      <a:noFill/>
-                    </a:ln>
-                  </pic:spPr>
-                </pic:pic>
-              </a:graphicData>
-            </a:graphic>
-          </wp:inline>
-        </w:drawing>
-      </w:r>
-    </w:p>
-    <w:p>
-      <w:pPr>
-        <w:widowControl/>
-        <w:snapToGrid w:val="0"/>
-        <w:jc w:val="left"/>
-        <w:rPr>
-          <w:rFonts w:ascii="Tahoma" w:eastAsia="微软雅黑" w:hAnsi="Tahoma"/>
-          <w:b/>
-          <w:bCs/>
-          <w:kern w:val="0"/>
-          <w:sz w:val="22"/>
-        </w:rPr>
-      </w:pPr>
-      <w:r>
-        <w:rPr>
-          <w:rFonts w:ascii="Tahoma" w:eastAsia="微软雅黑" w:hAnsi="Tahoma" w:hint="eastAsia"/>
-          <w:b/>
-          <w:bCs/>
-          <w:kern w:val="0"/>
-          <w:sz w:val="22"/>
-        </w:rPr>
-        <w:t>注意，</w:t>
-      </w:r>
-      <w:r>
-        <w:rPr>
-          <w:rFonts w:ascii="Tahoma" w:eastAsia="微软雅黑" w:hAnsi="Tahoma" w:hint="eastAsia"/>
-          <w:b/>
-          <w:bCs/>
-          <w:kern w:val="0"/>
-          <w:sz w:val="22"/>
-        </w:rPr>
-        <w:t>该文档提供并介绍高度自定义的对话框设计。</w:t>
-      </w:r>
-    </w:p>
-    <w:p>
-      <w:pPr>
-        <w:widowControl/>
-        <w:snapToGrid w:val="0"/>
-        <w:jc w:val="left"/>
-        <w:rPr>
-          <w:rFonts w:ascii="Tahoma" w:eastAsia="微软雅黑" w:hAnsi="Tahoma"/>
-          <w:b/>
-          <w:bCs/>
-          <w:kern w:val="0"/>
-          <w:sz w:val="22"/>
-        </w:rPr>
-      </w:pPr>
-      <w:r>
-        <w:rPr>
-          <w:rFonts w:ascii="Tahoma" w:eastAsia="微软雅黑" w:hAnsi="Tahoma" w:hint="eastAsia"/>
-          <w:b/>
-          <w:bCs/>
-          <w:kern w:val="0"/>
-          <w:sz w:val="22"/>
-        </w:rPr>
-        <w:t>如果你只想要简单的对话框，</w:t>
-      </w:r>
-      <w:r>
-        <w:rPr>
-          <w:rFonts w:ascii="Tahoma" w:eastAsia="微软雅黑" w:hAnsi="Tahoma" w:hint="eastAsia"/>
-          <w:b/>
-          <w:bCs/>
-          <w:kern w:val="0"/>
-          <w:sz w:val="22"/>
-        </w:rPr>
-        <w:t>可以去看看</w:t>
-      </w:r>
-      <w:r>
-        <w:rPr>
-          <w:rFonts w:ascii="Tahoma" w:eastAsia="微软雅黑" w:hAnsi="Tahoma" w:hint="eastAsia"/>
-          <w:b/>
-          <w:bCs/>
-          <w:kern w:val="0"/>
-          <w:sz w:val="22"/>
-        </w:rPr>
-        <w:t>文档“</w:t>
-      </w:r>
-      <w:r>
-        <w:rPr>
-          <w:rFonts w:ascii="Tahoma" w:eastAsia="微软雅黑" w:hAnsi="Tahoma" w:hint="eastAsia"/>
-          <w:b/>
-          <w:bCs/>
-          <w:kern w:val="0"/>
-          <w:sz w:val="22"/>
-        </w:rPr>
-        <w:t>15</w:t>
-      </w:r>
-      <w:r>
-        <w:rPr>
-          <w:rFonts w:ascii="Tahoma" w:eastAsia="微软雅黑" w:hAnsi="Tahoma"/>
-          <w:b/>
-          <w:bCs/>
-          <w:kern w:val="0"/>
-          <w:sz w:val="22"/>
-        </w:rPr>
-        <w:t>.</w:t>
-      </w:r>
-      <w:r>
-        <w:rPr>
-          <w:rFonts w:ascii="Tahoma" w:eastAsia="微软雅黑" w:hAnsi="Tahoma" w:hint="eastAsia"/>
-          <w:b/>
-          <w:bCs/>
-          <w:kern w:val="0"/>
-          <w:sz w:val="22"/>
-        </w:rPr>
-        <w:t>对话框</w:t>
-      </w:r>
-      <w:r>
-        <w:rPr>
-          <w:rFonts w:ascii="Tahoma" w:eastAsia="微软雅黑" w:hAnsi="Tahoma" w:hint="eastAsia"/>
-          <w:b/>
-          <w:bCs/>
-          <w:kern w:val="0"/>
-          <w:sz w:val="22"/>
-        </w:rPr>
-        <w:t xml:space="preserve"> &gt;</w:t>
-      </w:r>
-      <w:r>
-        <w:rPr>
-          <w:rFonts w:ascii="Tahoma" w:eastAsia="微软雅黑" w:hAnsi="Tahoma"/>
-          <w:b/>
-          <w:bCs/>
-          <w:kern w:val="0"/>
-          <w:sz w:val="22"/>
-        </w:rPr>
-        <w:t xml:space="preserve"> </w:t>
-      </w:r>
-      <w:r>
-        <w:rPr>
-          <w:rFonts w:ascii="Tahoma" w:eastAsia="微软雅黑" w:hAnsi="Tahoma" w:hint="eastAsia"/>
-          <w:b/>
-          <w:bCs/>
-          <w:kern w:val="0"/>
-          <w:sz w:val="22"/>
-        </w:rPr>
-        <w:t>关于对话框皮肤</w:t>
-      </w:r>
-      <w:r>
-        <w:rPr>
-          <w:rFonts w:ascii="Tahoma" w:eastAsia="微软雅黑" w:hAnsi="Tahoma" w:hint="eastAsia"/>
-          <w:b/>
-          <w:bCs/>
-          <w:kern w:val="0"/>
-          <w:sz w:val="22"/>
-        </w:rPr>
-        <w:t>.docx</w:t>
-      </w:r>
-      <w:r>
-        <w:rPr>
-          <w:rFonts w:ascii="Tahoma" w:eastAsia="微软雅黑" w:hAnsi="Tahoma" w:hint="eastAsia"/>
-          <w:b/>
-          <w:bCs/>
-          <w:kern w:val="0"/>
-          <w:sz w:val="22"/>
-        </w:rPr>
-        <w:t>”</w:t>
-      </w:r>
-      <w:r>
-        <w:rPr>
-          <w:rFonts w:ascii="Tahoma" w:eastAsia="微软雅黑" w:hAnsi="Tahoma" w:hint="eastAsia"/>
-          <w:b/>
-          <w:bCs/>
-          <w:kern w:val="0"/>
-          <w:sz w:val="22"/>
-        </w:rPr>
-        <w:t>。</w:t>
-      </w:r>
-    </w:p>
-    <w:p>
-      <w:pPr>
-        <w:widowControl/>
-        <w:jc w:val="left"/>
-        <w:rPr>
-          <w:rFonts w:ascii="宋体" w:eastAsia="宋体" w:hAnsi="宋体" w:cs="宋体" w:hint="eastAsia"/>
-          <w:kern w:val="0"/>
-          <w:sz w:val="24"/>
-          <w:szCs w:val="24"/>
-        </w:rPr>
-      </w:pPr>
-    </w:p>
-    <w:p>
-      <w:pPr>
-        <w:widowControl/>
-        <w:jc w:val="left"/>
-        <w:rPr>
-          <w:rFonts w:ascii="宋体" w:eastAsia="宋体" w:hAnsi="宋体" w:cs="宋体" w:hint="eastAsia"/>
-          <w:kern w:val="0"/>
-          <w:sz w:val="24"/>
-          <w:szCs w:val="24"/>
-        </w:rPr>
-      </w:pPr>
-      <w:r>
-        <w:rPr>
-          <w:rFonts w:ascii="宋体" w:eastAsia="宋体" w:hAnsi="宋体" w:cs="宋体"/>
-          <w:kern w:val="0"/>
-          <w:sz w:val="24"/>
-          <w:szCs w:val="24"/>
-        </w:rPr>
-        <w:br w:type="page"/>
-      </w:r>
+        <w:rPr>
+          <w:rFonts w:ascii="Tahoma" w:eastAsia="微软雅黑" w:hAnsi="Tahoma"/>
+          <w:kern w:val="0"/>
+          <w:sz w:val="22"/>
+        </w:rPr>
+      </w:pPr>
+    </w:p>
+    <w:p>
+      <w:pPr>
+        <w:widowControl/>
+        <w:adjustRightInd w:val="0"/>
+        <w:rPr>
+          <w:rFonts w:ascii="Tahoma" w:eastAsia="微软雅黑" w:hAnsi="Tahoma" w:hint="eastAsia"/>
+          <w:kern w:val="0"/>
+          <w:sz w:val="22"/>
+        </w:rPr>
+      </w:pPr>
     </w:p>
     <w:p>
       <w:pPr>
@@ -436,8 +169,13 @@
         <w:rPr>
           <w:rFonts w:hint="eastAsia"/>
         </w:rPr>
-        <w:lastRenderedPageBreak/>
-        <w:t>基础工程示例</w:t>
+        <w:t>示例</w:t>
+      </w:r>
+      <w:r>
+        <w:rPr>
+          <w:rFonts w:hint="eastAsia"/>
+        </w:rPr>
+        <w:t>工程</w:t>
       </w:r>
     </w:p>
     <w:p>
@@ -548,7 +286,7 @@
               </w:rPr>
               <w:t xml:space="preserve">: </w:t>
             </w:r>
-            <w:hyperlink r:id="rId9" w:history="1">
+            <w:hyperlink r:id="rId8" w:history="1">
               <w:r>
                 <w:rPr>
                   <w:rStyle w:val="a4"/>
@@ -666,13 +404,776 @@
           <w:rFonts w:hint="eastAsia"/>
         </w:rPr>
         <w:lastRenderedPageBreak/>
-        <w:t>基础</w:t>
-      </w:r>
-      <w:r>
+        <w:t>灵感来源</w:t>
+      </w:r>
+    </w:p>
+    <w:p>
+      <w:pPr>
+        <w:widowControl/>
+        <w:adjustRightInd w:val="0"/>
+        <w:snapToGrid w:val="0"/>
+        <w:jc w:val="left"/>
+        <w:rPr>
+          <w:rFonts w:ascii="Tahoma" w:eastAsia="微软雅黑" w:hAnsi="Tahoma"/>
+          <w:kern w:val="0"/>
+          <w:sz w:val="22"/>
+        </w:rPr>
+      </w:pPr>
+      <w:r>
+        <w:rPr>
+          <w:rFonts w:ascii="Tahoma" w:eastAsia="微软雅黑" w:hAnsi="Tahoma" w:hint="eastAsia"/>
+          <w:kern w:val="0"/>
+          <w:sz w:val="22"/>
+        </w:rPr>
+        <w:t>2</w:t>
+      </w:r>
+      <w:r>
+        <w:rPr>
+          <w:rFonts w:ascii="Tahoma" w:eastAsia="微软雅黑" w:hAnsi="Tahoma"/>
+          <w:kern w:val="0"/>
+          <w:sz w:val="22"/>
+        </w:rPr>
+        <w:t>023</w:t>
+      </w:r>
+      <w:r>
+        <w:rPr>
+          <w:rFonts w:ascii="Tahoma" w:eastAsia="微软雅黑" w:hAnsi="Tahoma" w:hint="eastAsia"/>
+          <w:kern w:val="0"/>
+          <w:sz w:val="22"/>
+        </w:rPr>
+        <w:t>年</w:t>
+      </w:r>
+      <w:r>
+        <w:rPr>
+          <w:rFonts w:ascii="Tahoma" w:eastAsia="微软雅黑" w:hAnsi="Tahoma" w:hint="eastAsia"/>
+          <w:kern w:val="0"/>
+          <w:sz w:val="22"/>
+        </w:rPr>
+        <w:t>4</w:t>
+      </w:r>
+      <w:r>
+        <w:rPr>
+          <w:rFonts w:ascii="Tahoma" w:eastAsia="微软雅黑" w:hAnsi="Tahoma" w:hint="eastAsia"/>
+          <w:kern w:val="0"/>
+          <w:sz w:val="22"/>
+        </w:rPr>
+        <w:t>月</w:t>
+      </w:r>
+      <w:r>
+        <w:rPr>
+          <w:rFonts w:ascii="Tahoma" w:eastAsia="微软雅黑" w:hAnsi="Tahoma" w:hint="eastAsia"/>
+          <w:kern w:val="0"/>
+          <w:sz w:val="22"/>
+        </w:rPr>
+        <w:t>9</w:t>
+      </w:r>
+      <w:r>
+        <w:rPr>
+          <w:rFonts w:ascii="Tahoma" w:eastAsia="微软雅黑" w:hAnsi="Tahoma" w:hint="eastAsia"/>
+          <w:kern w:val="0"/>
+          <w:sz w:val="22"/>
+        </w:rPr>
+        <w:t>日，</w:t>
+      </w:r>
+      <w:r>
+        <w:rPr>
+          <w:rFonts w:ascii="Tahoma" w:eastAsia="微软雅黑" w:hAnsi="Tahoma" w:hint="eastAsia"/>
+          <w:kern w:val="0"/>
+          <w:sz w:val="22"/>
+        </w:rPr>
+        <w:t>作者我</w:t>
+      </w:r>
+      <w:r>
+        <w:rPr>
+          <w:rFonts w:ascii="Tahoma" w:eastAsia="微软雅黑" w:hAnsi="Tahoma" w:hint="eastAsia"/>
+          <w:kern w:val="0"/>
+          <w:sz w:val="22"/>
+        </w:rPr>
+        <w:t>打算建设</w:t>
+      </w:r>
+      <w:r>
+        <w:rPr>
+          <w:rFonts w:ascii="Tahoma" w:eastAsia="微软雅黑" w:hAnsi="Tahoma" w:hint="eastAsia"/>
+          <w:kern w:val="0"/>
+          <w:sz w:val="22"/>
+        </w:rPr>
+        <w:t xml:space="preserve"> </w:t>
+      </w:r>
+      <w:r>
+        <w:rPr>
+          <w:rFonts w:ascii="Tahoma" w:eastAsia="微软雅黑" w:hAnsi="Tahoma" w:hint="eastAsia"/>
+          <w:kern w:val="0"/>
+          <w:sz w:val="22"/>
+        </w:rPr>
+        <w:t>瞎改编故事图书馆</w:t>
+      </w:r>
+      <w:r>
+        <w:rPr>
+          <w:rFonts w:ascii="Tahoma" w:eastAsia="微软雅黑" w:hAnsi="Tahoma" w:hint="eastAsia"/>
+          <w:kern w:val="0"/>
+          <w:sz w:val="22"/>
+        </w:rPr>
+        <w:t xml:space="preserve"> </w:t>
+      </w:r>
+      <w:r>
+        <w:rPr>
+          <w:rFonts w:ascii="Tahoma" w:eastAsia="微软雅黑" w:hAnsi="Tahoma" w:hint="eastAsia"/>
+          <w:kern w:val="0"/>
+          <w:sz w:val="22"/>
+        </w:rPr>
+        <w:t>，当时对话框皮肤</w:t>
+      </w:r>
+      <w:proofErr w:type="gramStart"/>
+      <w:r>
+        <w:rPr>
+          <w:rFonts w:ascii="Tahoma" w:eastAsia="微软雅黑" w:hAnsi="Tahoma" w:hint="eastAsia"/>
+          <w:kern w:val="0"/>
+          <w:sz w:val="22"/>
+        </w:rPr>
+        <w:t>插件很</w:t>
+      </w:r>
+      <w:proofErr w:type="gramEnd"/>
+      <w:r>
+        <w:rPr>
+          <w:rFonts w:ascii="Tahoma" w:eastAsia="微软雅黑" w:hAnsi="Tahoma" w:hint="eastAsia"/>
+          <w:kern w:val="0"/>
+          <w:sz w:val="22"/>
+        </w:rPr>
+        <w:t>早就已经实现了，于是打算让图书馆里面的每篇小故事，都换上新的对话框皮肤效果。</w:t>
+      </w:r>
+    </w:p>
+    <w:p>
+      <w:pPr>
+        <w:widowControl/>
+        <w:adjustRightInd w:val="0"/>
+        <w:snapToGrid w:val="0"/>
+        <w:jc w:val="left"/>
+        <w:rPr>
+          <w:rFonts w:ascii="Tahoma" w:eastAsia="微软雅黑" w:hAnsi="Tahoma"/>
+          <w:kern w:val="0"/>
+          <w:sz w:val="22"/>
+        </w:rPr>
+      </w:pPr>
+      <w:r>
+        <w:rPr>
+          <w:rFonts w:ascii="Tahoma" w:eastAsia="微软雅黑" w:hAnsi="Tahoma" w:hint="eastAsia"/>
+          <w:kern w:val="0"/>
+          <w:sz w:val="22"/>
+        </w:rPr>
+        <w:t>（当时图书馆还是下图简陋的样子）</w:t>
+      </w:r>
+    </w:p>
+    <w:p>
+      <w:pPr>
+        <w:widowControl/>
+        <w:adjustRightInd w:val="0"/>
+        <w:snapToGrid w:val="0"/>
+        <w:jc w:val="left"/>
+        <w:rPr>
+          <w:rFonts w:ascii="Tahoma" w:eastAsia="微软雅黑" w:hAnsi="Tahoma"/>
+          <w:kern w:val="0"/>
+          <w:sz w:val="22"/>
+        </w:rPr>
+      </w:pPr>
+      <w:r>
+        <w:rPr>
+          <w:rFonts w:ascii="Tahoma" w:eastAsia="微软雅黑" w:hAnsi="Tahoma" w:hint="eastAsia"/>
+          <w:kern w:val="0"/>
+          <w:sz w:val="22"/>
+        </w:rPr>
+        <w:t>（后来在</w:t>
+      </w:r>
+      <w:r>
+        <w:rPr>
+          <w:rFonts w:ascii="Tahoma" w:eastAsia="微软雅黑" w:hAnsi="Tahoma" w:hint="eastAsia"/>
+          <w:kern w:val="0"/>
+          <w:sz w:val="22"/>
+        </w:rPr>
+        <w:t>5</w:t>
+      </w:r>
+      <w:r>
+        <w:rPr>
+          <w:rFonts w:ascii="Tahoma" w:eastAsia="微软雅黑" w:hAnsi="Tahoma" w:hint="eastAsia"/>
+          <w:kern w:val="0"/>
+          <w:sz w:val="22"/>
+        </w:rPr>
+        <w:t>月大改造，可见“</w:t>
+      </w:r>
+      <w:r>
+        <w:rPr>
+          <w:rFonts w:ascii="Tahoma" w:eastAsia="微软雅黑" w:hAnsi="Tahoma" w:hint="eastAsia"/>
+          <w:color w:val="0070C0"/>
+          <w:kern w:val="0"/>
+          <w:sz w:val="22"/>
+        </w:rPr>
+        <w:t>6.</w:t>
+      </w:r>
+      <w:r>
+        <w:rPr>
+          <w:rFonts w:ascii="Tahoma" w:eastAsia="微软雅黑" w:hAnsi="Tahoma" w:hint="eastAsia"/>
+          <w:color w:val="0070C0"/>
+          <w:kern w:val="0"/>
+          <w:sz w:val="22"/>
+        </w:rPr>
+        <w:t>地图</w:t>
+      </w:r>
+      <w:r>
+        <w:rPr>
+          <w:rFonts w:ascii="Tahoma" w:eastAsia="微软雅黑" w:hAnsi="Tahoma" w:hint="eastAsia"/>
+          <w:color w:val="0070C0"/>
+          <w:kern w:val="0"/>
+          <w:sz w:val="22"/>
+        </w:rPr>
+        <w:t xml:space="preserve"> &gt; </w:t>
+      </w:r>
+      <w:r>
+        <w:rPr>
+          <w:rFonts w:ascii="Tahoma" w:eastAsia="微软雅黑" w:hAnsi="Tahoma" w:hint="eastAsia"/>
+          <w:color w:val="0070C0"/>
+          <w:kern w:val="0"/>
+          <w:sz w:val="22"/>
+        </w:rPr>
+        <w:t>地图设计</w:t>
+      </w:r>
+      <w:r>
+        <w:rPr>
+          <w:rFonts w:ascii="Tahoma" w:eastAsia="微软雅黑" w:hAnsi="Tahoma" w:hint="eastAsia"/>
+          <w:color w:val="0070C0"/>
+          <w:kern w:val="0"/>
+          <w:sz w:val="22"/>
+        </w:rPr>
+        <w:t>-</w:t>
+      </w:r>
+      <w:r>
+        <w:rPr>
+          <w:rFonts w:ascii="Tahoma" w:eastAsia="微软雅黑" w:hAnsi="Tahoma" w:hint="eastAsia"/>
+          <w:color w:val="0070C0"/>
+          <w:kern w:val="0"/>
+          <w:sz w:val="22"/>
+        </w:rPr>
+        <w:t>瞎改编故事图书馆</w:t>
+      </w:r>
+      <w:r>
+        <w:rPr>
+          <w:rFonts w:ascii="Tahoma" w:eastAsia="微软雅黑" w:hAnsi="Tahoma" w:hint="eastAsia"/>
+          <w:color w:val="0070C0"/>
+          <w:kern w:val="0"/>
+          <w:sz w:val="22"/>
+        </w:rPr>
+        <w:t>.docx</w:t>
+      </w:r>
+      <w:r>
+        <w:rPr>
+          <w:rFonts w:ascii="Tahoma" w:eastAsia="微软雅黑" w:hAnsi="Tahoma" w:hint="eastAsia"/>
+          <w:kern w:val="0"/>
+          <w:sz w:val="22"/>
+        </w:rPr>
+        <w:t>”）</w:t>
+      </w:r>
+    </w:p>
+    <w:p>
+      <w:pPr>
+        <w:jc w:val="center"/>
+        <w:rPr>
+          <w:rFonts w:ascii="Tahoma" w:eastAsia="微软雅黑" w:hAnsi="Tahoma"/>
+          <w:kern w:val="0"/>
+          <w:sz w:val="22"/>
+        </w:rPr>
+      </w:pPr>
+      <w:r>
+        <w:rPr>
+          <w:noProof/>
+        </w:rPr>
+        <w:drawing>
+          <wp:inline distT="0" distB="0" distL="0" distR="0" wp14:anchorId="3CCE1F9A" wp14:editId="4A9F314F">
+            <wp:extent cx="3741420" cy="2770705"/>
+            <wp:effectExtent l="0" t="0" r="0" b="0"/>
+            <wp:docPr id="1559979168" name="图片 13"/>
+            <wp:cNvGraphicFramePr>
+              <a:graphicFrameLocks xmlns:a="http://schemas.openxmlformats.org/drawingml/2006/main" noChangeAspect="1"/>
+            </wp:cNvGraphicFramePr>
+            <a:graphic xmlns:a="http://schemas.openxmlformats.org/drawingml/2006/main">
+              <a:graphicData uri="http://schemas.openxmlformats.org/drawingml/2006/picture">
+                <pic:pic xmlns:pic="http://schemas.openxmlformats.org/drawingml/2006/picture">
+                  <pic:nvPicPr>
+                    <pic:cNvPr id="0" name="Picture 25"/>
+                    <pic:cNvPicPr>
+                      <a:picLocks noChangeAspect="1" noChangeArrowheads="1"/>
+                    </pic:cNvPicPr>
+                  </pic:nvPicPr>
+                  <pic:blipFill>
+                    <a:blip r:embed="rId9">
+                      <a:extLst>
+                        <a:ext uri="{28A0092B-C50C-407E-A947-70E740481C1C}">
+                          <a14:useLocalDpi xmlns:a14="http://schemas.microsoft.com/office/drawing/2010/main" val="0"/>
+                        </a:ext>
+                      </a:extLst>
+                    </a:blip>
+                    <a:srcRect/>
+                    <a:stretch>
+                      <a:fillRect/>
+                    </a:stretch>
+                  </pic:blipFill>
+                  <pic:spPr bwMode="auto">
+                    <a:xfrm>
+                      <a:off x="0" y="0"/>
+                      <a:ext cx="3745764" cy="2773922"/>
+                    </a:xfrm>
+                    <a:prstGeom prst="rect">
+                      <a:avLst/>
+                    </a:prstGeom>
+                    <a:noFill/>
+                    <a:ln>
+                      <a:noFill/>
+                    </a:ln>
+                  </pic:spPr>
+                </pic:pic>
+              </a:graphicData>
+            </a:graphic>
+          </wp:inline>
+        </w:drawing>
+      </w:r>
+    </w:p>
+    <w:p>
+      <w:pPr>
+        <w:widowControl/>
+        <w:snapToGrid w:val="0"/>
+        <w:jc w:val="left"/>
+        <w:rPr>
+          <w:rFonts w:ascii="Tahoma" w:eastAsia="微软雅黑" w:hAnsi="Tahoma"/>
+          <w:kern w:val="0"/>
+          <w:sz w:val="22"/>
+        </w:rPr>
+      </w:pPr>
+      <w:r>
+        <w:rPr>
+          <w:rFonts w:ascii="Tahoma" w:eastAsia="微软雅黑" w:hAnsi="Tahoma" w:hint="eastAsia"/>
+          <w:kern w:val="0"/>
+          <w:sz w:val="22"/>
+        </w:rPr>
+        <w:t>当时</w:t>
+      </w:r>
+      <w:r>
+        <w:rPr>
+          <w:rFonts w:ascii="Tahoma" w:eastAsia="微软雅黑" w:hAnsi="Tahoma" w:hint="eastAsia"/>
+          <w:kern w:val="0"/>
+          <w:sz w:val="22"/>
+        </w:rPr>
+        <w:t>手边正好有</w:t>
+      </w:r>
+      <w:r>
+        <w:rPr>
+          <w:rFonts w:ascii="Tahoma" w:eastAsia="微软雅黑" w:hAnsi="Tahoma" w:hint="eastAsia"/>
+          <w:kern w:val="0"/>
+          <w:sz w:val="22"/>
+        </w:rPr>
+        <w:t xml:space="preserve"> </w:t>
+      </w:r>
+      <w:r>
+        <w:rPr>
+          <w:rFonts w:ascii="Tahoma" w:eastAsia="微软雅黑" w:hAnsi="Tahoma" w:hint="eastAsia"/>
+          <w:kern w:val="0"/>
+          <w:sz w:val="22"/>
+        </w:rPr>
+        <w:t>纸张</w:t>
+      </w:r>
+      <w:r>
+        <w:rPr>
+          <w:rFonts w:ascii="Tahoma" w:eastAsia="微软雅黑" w:hAnsi="Tahoma" w:hint="eastAsia"/>
+          <w:kern w:val="0"/>
+          <w:sz w:val="22"/>
+        </w:rPr>
+        <w:t xml:space="preserve"> </w:t>
+      </w:r>
+      <w:r>
+        <w:rPr>
+          <w:rFonts w:ascii="Tahoma" w:eastAsia="微软雅黑" w:hAnsi="Tahoma" w:hint="eastAsia"/>
+          <w:kern w:val="0"/>
+          <w:sz w:val="22"/>
+        </w:rPr>
+        <w:t>的资源图片，于是，就想做一个与“纸”有关的对话框。</w:t>
+      </w:r>
+    </w:p>
+    <w:p>
+      <w:pPr>
+        <w:widowControl/>
+        <w:adjustRightInd w:val="0"/>
+        <w:snapToGrid w:val="0"/>
+        <w:jc w:val="left"/>
+        <w:rPr>
+          <w:rFonts w:ascii="Tahoma" w:eastAsia="微软雅黑" w:hAnsi="Tahoma"/>
+          <w:kern w:val="0"/>
+          <w:sz w:val="22"/>
+        </w:rPr>
+      </w:pPr>
+      <w:r>
+        <w:rPr>
+          <w:rFonts w:ascii="Tahoma" w:eastAsia="微软雅黑" w:hAnsi="Tahoma" w:hint="eastAsia"/>
+          <w:kern w:val="0"/>
+          <w:sz w:val="22"/>
+        </w:rPr>
+        <w:t>于是</w:t>
+      </w:r>
+      <w:proofErr w:type="gramStart"/>
+      <w:r>
+        <w:rPr>
+          <w:rFonts w:ascii="Tahoma" w:eastAsia="微软雅黑" w:hAnsi="Tahoma" w:hint="eastAsia"/>
+          <w:kern w:val="0"/>
+          <w:sz w:val="22"/>
+        </w:rPr>
+        <w:t>就开坑了</w:t>
+      </w:r>
+      <w:proofErr w:type="gramEnd"/>
+      <w:r>
+        <w:rPr>
+          <w:rFonts w:ascii="Tahoma" w:eastAsia="微软雅黑" w:hAnsi="Tahoma" w:hint="eastAsia"/>
+          <w:kern w:val="0"/>
+          <w:sz w:val="22"/>
+        </w:rPr>
+        <w:t>。</w:t>
+      </w:r>
+    </w:p>
+    <w:p>
+      <w:pPr>
+        <w:widowControl/>
+        <w:rPr>
+          <w:rFonts w:ascii="宋体" w:eastAsia="宋体" w:hAnsi="宋体" w:cs="宋体" w:hint="eastAsia"/>
+          <w:kern w:val="0"/>
+          <w:sz w:val="24"/>
+          <w:szCs w:val="24"/>
+        </w:rPr>
+      </w:pPr>
+    </w:p>
+    <w:p>
+      <w:pPr>
+        <w:widowControl/>
+        <w:jc w:val="left"/>
+        <w:rPr>
+          <w:rFonts w:ascii="Tahoma" w:eastAsia="微软雅黑" w:hAnsi="Tahoma"/>
+          <w:kern w:val="0"/>
+          <w:sz w:val="22"/>
+        </w:rPr>
+      </w:pPr>
+      <w:r>
+        <w:rPr>
+          <w:rFonts w:ascii="Tahoma" w:eastAsia="微软雅黑" w:hAnsi="Tahoma"/>
+          <w:kern w:val="0"/>
+          <w:sz w:val="22"/>
+        </w:rPr>
+        <w:br w:type="page"/>
+      </w:r>
+    </w:p>
+    <w:p>
+      <w:pPr>
+        <w:pStyle w:val="2"/>
         <w:rPr>
           <w:rFonts w:hint="eastAsia"/>
         </w:rPr>
-        <w:t>配置</w:t>
+      </w:pPr>
+      <w:r>
+        <w:rPr>
+          <w:rFonts w:hint="eastAsia"/>
+        </w:rPr>
+        <w:lastRenderedPageBreak/>
+        <w:t>===</w:t>
+      </w:r>
+      <w:r>
+        <w:rPr>
+          <w:rFonts w:hint="eastAsia"/>
+        </w:rPr>
+        <w:t>蓝皮纸</w:t>
+      </w:r>
+      <w:r>
+        <w:rPr>
+          <w:rFonts w:hint="eastAsia"/>
+        </w:rPr>
+        <w:t xml:space="preserve"> - 实现===</w:t>
+      </w:r>
+    </w:p>
+    <w:p>
+      <w:pPr>
+        <w:pStyle w:val="3"/>
+        <w:rPr>
+          <w:rFonts w:hint="eastAsia"/>
+        </w:rPr>
+      </w:pPr>
+      <w:r>
+        <w:rPr>
+          <w:rFonts w:hint="eastAsia"/>
+        </w:rPr>
+        <w:t>基础插件</w:t>
+      </w:r>
+    </w:p>
+    <w:p>
+      <w:pPr>
+        <w:widowControl/>
+        <w:adjustRightInd w:val="0"/>
+        <w:snapToGrid w:val="0"/>
+        <w:jc w:val="left"/>
+        <w:rPr>
+          <w:rFonts w:ascii="Tahoma" w:eastAsia="微软雅黑" w:hAnsi="Tahoma"/>
+          <w:kern w:val="0"/>
+          <w:sz w:val="22"/>
+        </w:rPr>
+      </w:pPr>
+      <w:r>
+        <w:rPr>
+          <w:rFonts w:ascii="Tahoma" w:eastAsia="微软雅黑" w:hAnsi="Tahoma" w:hint="eastAsia"/>
+          <w:kern w:val="0"/>
+          <w:sz w:val="22"/>
+        </w:rPr>
+        <w:t>如果要从零开始设计，需要下图的插件：</w:t>
+      </w:r>
+    </w:p>
+    <w:p>
+      <w:pPr>
+        <w:widowControl/>
+        <w:jc w:val="center"/>
+        <w:rPr>
+          <w:rFonts w:ascii="宋体" w:eastAsia="宋体" w:hAnsi="宋体" w:cs="宋体" w:hint="eastAsia"/>
+          <w:kern w:val="0"/>
+          <w:sz w:val="24"/>
+          <w:szCs w:val="24"/>
+        </w:rPr>
+      </w:pPr>
+      <w:r>
+        <w:rPr>
+          <w:noProof/>
+        </w:rPr>
+        <w:drawing>
+          <wp:inline distT="0" distB="0" distL="0" distR="0" wp14:anchorId="39139354" wp14:editId="3F07DB54">
+            <wp:extent cx="4937760" cy="2830325"/>
+            <wp:effectExtent l="0" t="0" r="0" b="8255"/>
+            <wp:docPr id="1801526751" name="图片 2"/>
+            <wp:cNvGraphicFramePr>
+              <a:graphicFrameLocks xmlns:a="http://schemas.openxmlformats.org/drawingml/2006/main" noChangeAspect="1"/>
+            </wp:cNvGraphicFramePr>
+            <a:graphic xmlns:a="http://schemas.openxmlformats.org/drawingml/2006/main">
+              <a:graphicData uri="http://schemas.openxmlformats.org/drawingml/2006/picture">
+                <pic:pic xmlns:pic="http://schemas.openxmlformats.org/drawingml/2006/picture">
+                  <pic:nvPicPr>
+                    <pic:cNvPr id="0" name="Picture 3"/>
+                    <pic:cNvPicPr>
+                      <a:picLocks noChangeAspect="1" noChangeArrowheads="1"/>
+                    </pic:cNvPicPr>
+                  </pic:nvPicPr>
+                  <pic:blipFill>
+                    <a:blip r:embed="rId10">
+                      <a:extLst>
+                        <a:ext uri="{28A0092B-C50C-407E-A947-70E740481C1C}">
+                          <a14:useLocalDpi xmlns:a14="http://schemas.microsoft.com/office/drawing/2010/main" val="0"/>
+                        </a:ext>
+                      </a:extLst>
+                    </a:blip>
+                    <a:srcRect/>
+                    <a:stretch>
+                      <a:fillRect/>
+                    </a:stretch>
+                  </pic:blipFill>
+                  <pic:spPr bwMode="auto">
+                    <a:xfrm>
+                      <a:off x="0" y="0"/>
+                      <a:ext cx="4942125" cy="2832827"/>
+                    </a:xfrm>
+                    <a:prstGeom prst="rect">
+                      <a:avLst/>
+                    </a:prstGeom>
+                    <a:noFill/>
+                    <a:ln>
+                      <a:noFill/>
+                    </a:ln>
+                  </pic:spPr>
+                </pic:pic>
+              </a:graphicData>
+            </a:graphic>
+          </wp:inline>
+        </w:drawing>
+      </w:r>
+    </w:p>
+    <w:p>
+      <w:pPr>
+        <w:widowControl/>
+        <w:snapToGrid w:val="0"/>
+        <w:jc w:val="left"/>
+        <w:rPr>
+          <w:rFonts w:ascii="Tahoma" w:eastAsia="微软雅黑" w:hAnsi="Tahoma"/>
+          <w:b/>
+          <w:bCs/>
+          <w:kern w:val="0"/>
+          <w:sz w:val="22"/>
+        </w:rPr>
+      </w:pPr>
+      <w:r>
+        <w:rPr>
+          <w:rFonts w:ascii="Tahoma" w:eastAsia="微软雅黑" w:hAnsi="Tahoma" w:hint="eastAsia"/>
+          <w:b/>
+          <w:bCs/>
+          <w:kern w:val="0"/>
+          <w:sz w:val="22"/>
+        </w:rPr>
+        <w:t>注意，</w:t>
+      </w:r>
+      <w:r>
+        <w:rPr>
+          <w:rFonts w:ascii="Tahoma" w:eastAsia="微软雅黑" w:hAnsi="Tahoma" w:hint="eastAsia"/>
+          <w:b/>
+          <w:bCs/>
+          <w:kern w:val="0"/>
+          <w:sz w:val="22"/>
+        </w:rPr>
+        <w:t>该文档提供并介绍高度自定义的对话框设计。</w:t>
+      </w:r>
+    </w:p>
+    <w:p>
+      <w:pPr>
+        <w:widowControl/>
+        <w:snapToGrid w:val="0"/>
+        <w:jc w:val="left"/>
+        <w:rPr>
+          <w:rFonts w:ascii="Tahoma" w:eastAsia="微软雅黑" w:hAnsi="Tahoma"/>
+          <w:b/>
+          <w:bCs/>
+          <w:kern w:val="0"/>
+          <w:sz w:val="22"/>
+        </w:rPr>
+      </w:pPr>
+      <w:r>
+        <w:rPr>
+          <w:rFonts w:ascii="Tahoma" w:eastAsia="微软雅黑" w:hAnsi="Tahoma" w:hint="eastAsia"/>
+          <w:b/>
+          <w:bCs/>
+          <w:kern w:val="0"/>
+          <w:sz w:val="22"/>
+        </w:rPr>
+        <w:t>如果你只想要简单的对话框，可以去看看文档“</w:t>
+      </w:r>
+      <w:r>
+        <w:rPr>
+          <w:rFonts w:ascii="Tahoma" w:eastAsia="微软雅黑" w:hAnsi="Tahoma" w:hint="eastAsia"/>
+          <w:b/>
+          <w:bCs/>
+          <w:kern w:val="0"/>
+          <w:sz w:val="22"/>
+        </w:rPr>
+        <w:t>15</w:t>
+      </w:r>
+      <w:r>
+        <w:rPr>
+          <w:rFonts w:ascii="Tahoma" w:eastAsia="微软雅黑" w:hAnsi="Tahoma"/>
+          <w:b/>
+          <w:bCs/>
+          <w:kern w:val="0"/>
+          <w:sz w:val="22"/>
+        </w:rPr>
+        <w:t>.</w:t>
+      </w:r>
+      <w:r>
+        <w:rPr>
+          <w:rFonts w:ascii="Tahoma" w:eastAsia="微软雅黑" w:hAnsi="Tahoma" w:hint="eastAsia"/>
+          <w:b/>
+          <w:bCs/>
+          <w:kern w:val="0"/>
+          <w:sz w:val="22"/>
+        </w:rPr>
+        <w:t>对话框</w:t>
+      </w:r>
+      <w:r>
+        <w:rPr>
+          <w:rFonts w:ascii="Tahoma" w:eastAsia="微软雅黑" w:hAnsi="Tahoma" w:hint="eastAsia"/>
+          <w:b/>
+          <w:bCs/>
+          <w:kern w:val="0"/>
+          <w:sz w:val="22"/>
+        </w:rPr>
+        <w:t xml:space="preserve"> &gt;</w:t>
+      </w:r>
+      <w:r>
+        <w:rPr>
+          <w:rFonts w:ascii="Tahoma" w:eastAsia="微软雅黑" w:hAnsi="Tahoma"/>
+          <w:b/>
+          <w:bCs/>
+          <w:kern w:val="0"/>
+          <w:sz w:val="22"/>
+        </w:rPr>
+        <w:t xml:space="preserve"> </w:t>
+      </w:r>
+      <w:r>
+        <w:rPr>
+          <w:rFonts w:ascii="Tahoma" w:eastAsia="微软雅黑" w:hAnsi="Tahoma" w:hint="eastAsia"/>
+          <w:b/>
+          <w:bCs/>
+          <w:kern w:val="0"/>
+          <w:sz w:val="22"/>
+        </w:rPr>
+        <w:t>关于对话框皮肤</w:t>
+      </w:r>
+      <w:r>
+        <w:rPr>
+          <w:rFonts w:ascii="Tahoma" w:eastAsia="微软雅黑" w:hAnsi="Tahoma" w:hint="eastAsia"/>
+          <w:b/>
+          <w:bCs/>
+          <w:kern w:val="0"/>
+          <w:sz w:val="22"/>
+        </w:rPr>
+        <w:t>.docx</w:t>
+      </w:r>
+      <w:r>
+        <w:rPr>
+          <w:rFonts w:ascii="Tahoma" w:eastAsia="微软雅黑" w:hAnsi="Tahoma" w:hint="eastAsia"/>
+          <w:b/>
+          <w:bCs/>
+          <w:kern w:val="0"/>
+          <w:sz w:val="22"/>
+        </w:rPr>
+        <w:t>”。</w:t>
+      </w:r>
+    </w:p>
+    <w:p>
+      <w:pPr>
+        <w:widowControl/>
+        <w:jc w:val="left"/>
+        <w:rPr>
+          <w:rFonts w:ascii="宋体" w:eastAsia="宋体" w:hAnsi="宋体" w:cs="宋体" w:hint="eastAsia"/>
+          <w:kern w:val="0"/>
+          <w:sz w:val="24"/>
+          <w:szCs w:val="24"/>
+        </w:rPr>
+      </w:pPr>
+    </w:p>
+    <w:p>
+      <w:pPr>
+        <w:widowControl/>
+        <w:jc w:val="left"/>
+        <w:rPr>
+          <w:rFonts w:ascii="宋体" w:eastAsia="宋体" w:hAnsi="宋体" w:cs="宋体" w:hint="eastAsia"/>
+          <w:kern w:val="0"/>
+          <w:sz w:val="24"/>
+          <w:szCs w:val="24"/>
+        </w:rPr>
+      </w:pPr>
+      <w:r>
+        <w:rPr>
+          <w:rFonts w:ascii="宋体" w:eastAsia="宋体" w:hAnsi="宋体" w:cs="宋体"/>
+          <w:kern w:val="0"/>
+          <w:sz w:val="24"/>
+          <w:szCs w:val="24"/>
+        </w:rPr>
+        <w:br w:type="page"/>
+      </w:r>
+    </w:p>
+    <w:p>
+      <w:pPr>
+        <w:pStyle w:val="3"/>
+        <w:rPr>
+          <w:rFonts w:hint="eastAsia"/>
+        </w:rPr>
+      </w:pPr>
+      <w:r>
+        <w:rPr>
+          <w:rFonts w:hint="eastAsia"/>
+        </w:rPr>
+        <w:lastRenderedPageBreak/>
+        <w:t>基础配置</w:t>
       </w:r>
     </w:p>
     <w:p>
@@ -717,13 +1218,7 @@
         <w:rPr>
           <w:rFonts w:hint="eastAsia"/>
         </w:rPr>
-        <w:t>窗口皮肤</w:t>
-      </w:r>
-      <w:r>
-        <w:rPr>
-          <w:rFonts w:hint="eastAsia"/>
-        </w:rPr>
-        <w:t>资源</w:t>
+        <w:t>窗口皮肤资源</w:t>
       </w:r>
     </w:p>
     <w:p>
@@ -824,7 +1319,7 @@
           <w:noProof/>
         </w:rPr>
         <w:drawing>
-          <wp:inline distT="0" distB="0" distL="0" distR="0" wp14:anchorId="11E48B18" wp14:editId="5FDC5412">
+          <wp:inline distT="0" distB="0" distL="0" distR="0" wp14:anchorId="690190EF" wp14:editId="7C220659">
             <wp:extent cx="3581400" cy="2079593"/>
             <wp:effectExtent l="0" t="0" r="0" b="0"/>
             <wp:docPr id="335184908" name="图片 1"/>
@@ -841,7 +1336,7 @@
                     </pic:cNvPicPr>
                   </pic:nvPicPr>
                   <pic:blipFill>
-                    <a:blip r:embed="rId10" cstate="print">
+                    <a:blip r:embed="rId11" cstate="print">
                       <a:extLst>
                         <a:ext uri="{28A0092B-C50C-407E-A947-70E740481C1C}">
                           <a14:useLocalDpi xmlns:a14="http://schemas.microsoft.com/office/drawing/2010/main" val="0"/>
@@ -961,15 +1456,7 @@
           <w:kern w:val="0"/>
           <w:sz w:val="22"/>
         </w:rPr>
-        <w:t>，蓝皮纸的画风中，不适合默认的脸图</w:t>
-      </w:r>
-      <w:r>
-        <w:rPr>
-          <w:rFonts w:ascii="Tahoma" w:eastAsia="微软雅黑" w:hAnsi="Tahoma" w:hint="eastAsia"/>
-          <w:kern w:val="0"/>
-          <w:sz w:val="22"/>
-        </w:rPr>
-        <w:t>，可能需要额外设计，可见后面章节</w:t>
+        <w:t>，蓝皮纸的画风中，不适合默认的脸图，可能需要额外设计，可见后面章节</w:t>
       </w:r>
       <w:r>
         <w:rPr>
@@ -1025,7 +1512,7 @@
         <w:snapToGrid w:val="0"/>
         <w:jc w:val="center"/>
         <w:rPr>
-          <w:rFonts w:ascii="Tahoma" w:eastAsia="微软雅黑" w:hAnsi="Tahoma" w:hint="eastAsia"/>
+          <w:rFonts w:ascii="Tahoma" w:eastAsia="微软雅黑" w:hAnsi="Tahoma"/>
           <w:kern w:val="0"/>
           <w:sz w:val="22"/>
         </w:rPr>
@@ -1035,7 +1522,7 @@
           <w:noProof/>
         </w:rPr>
         <w:drawing>
-          <wp:inline distT="0" distB="0" distL="0" distR="0" wp14:anchorId="66CF2DC8" wp14:editId="5CDC8353">
+          <wp:inline distT="0" distB="0" distL="0" distR="0" wp14:anchorId="405A8941" wp14:editId="6C506571">
             <wp:extent cx="2596044" cy="1958340"/>
             <wp:effectExtent l="0" t="0" r="0" b="3810"/>
             <wp:docPr id="590713337" name="图片 2"/>
@@ -1052,7 +1539,7 @@
                     </pic:cNvPicPr>
                   </pic:nvPicPr>
                   <pic:blipFill>
-                    <a:blip r:embed="rId11">
+                    <a:blip r:embed="rId12">
                       <a:extLst>
                         <a:ext uri="{28A0092B-C50C-407E-A947-70E740481C1C}">
                           <a14:useLocalDpi xmlns:a14="http://schemas.microsoft.com/office/drawing/2010/main" val="0"/>
@@ -1107,13 +1594,7 @@
         <w:rPr>
           <w:rFonts w:hint="eastAsia"/>
         </w:rPr>
-        <w:t>插件</w:t>
-      </w:r>
-      <w:r>
-        <w:rPr>
-          <w:rFonts w:hint="eastAsia"/>
-        </w:rPr>
-        <w:t>-对话框皮肤</w:t>
+        <w:t>插件-对话框皮肤</w:t>
       </w:r>
     </w:p>
     <w:p>
@@ -1133,15 +1614,7 @@
           <w:kern w:val="0"/>
           <w:sz w:val="22"/>
         </w:rPr>
-        <w:t>留意</w:t>
-      </w:r>
-      <w:r>
-        <w:rPr>
-          <w:rFonts w:ascii="Tahoma" w:eastAsia="微软雅黑" w:hAnsi="Tahoma" w:hint="eastAsia"/>
-          <w:kern w:val="0"/>
-          <w:sz w:val="22"/>
-        </w:rPr>
-        <w:t>插件中的配置，样式如下。</w:t>
+        <w:t>留意插件中的配置，样式如下。</w:t>
       </w:r>
     </w:p>
     <w:p>
@@ -1161,7 +1634,7 @@
           <w:noProof/>
         </w:rPr>
         <w:drawing>
-          <wp:inline distT="0" distB="0" distL="0" distR="0" wp14:anchorId="1FE64159" wp14:editId="07EF633F">
+          <wp:inline distT="0" distB="0" distL="0" distR="0" wp14:anchorId="6350904B" wp14:editId="24BC6AFC">
             <wp:extent cx="3992880" cy="1308046"/>
             <wp:effectExtent l="0" t="0" r="7620" b="6985"/>
             <wp:docPr id="347239548" name="图片 3"/>
@@ -1178,7 +1651,7 @@
                     </pic:cNvPicPr>
                   </pic:nvPicPr>
                   <pic:blipFill>
-                    <a:blip r:embed="rId12">
+                    <a:blip r:embed="rId13">
                       <a:extLst>
                         <a:ext uri="{28A0092B-C50C-407E-A947-70E740481C1C}">
                           <a14:useLocalDpi xmlns:a14="http://schemas.microsoft.com/office/drawing/2010/main" val="0"/>
@@ -1287,7 +1760,7 @@
           <w:noProof/>
         </w:rPr>
         <w:drawing>
-          <wp:inline distT="0" distB="0" distL="0" distR="0" wp14:anchorId="44DD0C66" wp14:editId="2514C7C7">
+          <wp:inline distT="0" distB="0" distL="0" distR="0" wp14:anchorId="6B6101F0" wp14:editId="03943D77">
             <wp:extent cx="4000500" cy="1340101"/>
             <wp:effectExtent l="0" t="0" r="0" b="0"/>
             <wp:docPr id="1033466568" name="图片 4"/>
@@ -1304,7 +1777,7 @@
                     </pic:cNvPicPr>
                   </pic:nvPicPr>
                   <pic:blipFill>
-                    <a:blip r:embed="rId13">
+                    <a:blip r:embed="rId14">
                       <a:extLst>
                         <a:ext uri="{28A0092B-C50C-407E-A947-70E740481C1C}">
                           <a14:useLocalDpi xmlns:a14="http://schemas.microsoft.com/office/drawing/2010/main" val="0"/>
@@ -1411,7 +1884,7 @@
           <w:noProof/>
         </w:rPr>
         <w:drawing>
-          <wp:inline distT="0" distB="0" distL="0" distR="0" wp14:anchorId="054E76AD" wp14:editId="384FF726">
+          <wp:inline distT="0" distB="0" distL="0" distR="0" wp14:anchorId="6906B9A5" wp14:editId="420CF0B8">
             <wp:extent cx="3977640" cy="1529862"/>
             <wp:effectExtent l="0" t="0" r="3810" b="0"/>
             <wp:docPr id="1733251285" name="图片 5"/>
@@ -1428,7 +1901,7 @@
                     </pic:cNvPicPr>
                   </pic:nvPicPr>
                   <pic:blipFill>
-                    <a:blip r:embed="rId14">
+                    <a:blip r:embed="rId15">
                       <a:extLst>
                         <a:ext uri="{28A0092B-C50C-407E-A947-70E740481C1C}">
                           <a14:useLocalDpi xmlns:a14="http://schemas.microsoft.com/office/drawing/2010/main" val="0"/>
@@ -1606,7 +2079,7 @@
           <w:noProof/>
         </w:rPr>
         <w:drawing>
-          <wp:inline distT="0" distB="0" distL="0" distR="0" wp14:anchorId="40F73717" wp14:editId="6A3B4FF1">
+          <wp:inline distT="0" distB="0" distL="0" distR="0" wp14:anchorId="057B8D67" wp14:editId="6FEC51A0">
             <wp:extent cx="2811780" cy="1246445"/>
             <wp:effectExtent l="0" t="0" r="7620" b="0"/>
             <wp:docPr id="1245700381" name="图片 6"/>
@@ -1623,7 +2096,7 @@
                     </pic:cNvPicPr>
                   </pic:nvPicPr>
                   <pic:blipFill>
-                    <a:blip r:embed="rId15">
+                    <a:blip r:embed="rId16">
                       <a:extLst>
                         <a:ext uri="{28A0092B-C50C-407E-A947-70E740481C1C}">
                           <a14:useLocalDpi xmlns:a14="http://schemas.microsoft.com/office/drawing/2010/main" val="0"/>
@@ -1659,7 +2132,7 @@
           <w:noProof/>
         </w:rPr>
         <w:drawing>
-          <wp:inline distT="0" distB="0" distL="0" distR="0" wp14:anchorId="5F14A88C" wp14:editId="0CEF9DCA">
+          <wp:inline distT="0" distB="0" distL="0" distR="0" wp14:anchorId="58046394" wp14:editId="3B6D19BB">
             <wp:extent cx="2331720" cy="1237547"/>
             <wp:effectExtent l="0" t="0" r="0" b="1270"/>
             <wp:docPr id="500349813" name="图片 7"/>
@@ -1676,7 +2149,7 @@
                     </pic:cNvPicPr>
                   </pic:nvPicPr>
                   <pic:blipFill>
-                    <a:blip r:embed="rId16">
+                    <a:blip r:embed="rId17">
                       <a:extLst>
                         <a:ext uri="{28A0092B-C50C-407E-A947-70E740481C1C}">
                           <a14:useLocalDpi xmlns:a14="http://schemas.microsoft.com/office/drawing/2010/main" val="0"/>
@@ -1725,615 +2198,6 @@
           <w:rFonts w:ascii="Tahoma" w:eastAsia="微软雅黑" w:hAnsi="Tahoma"/>
           <w:b/>
           <w:bCs/>
-          <w:kern w:val="0"/>
-          <w:sz w:val="22"/>
-        </w:rPr>
-        <w:br w:type="page"/>
-      </w:r>
-    </w:p>
-    <w:p>
-      <w:pPr>
-        <w:pStyle w:val="2"/>
-        <w:rPr>
-          <w:rFonts w:hint="eastAsia"/>
-        </w:rPr>
-      </w:pPr>
-      <w:r>
-        <w:rPr>
-          <w:rFonts w:hint="eastAsia"/>
-        </w:rPr>
-        <w:lastRenderedPageBreak/>
-        <w:t>蓝皮纸</w:t>
-      </w:r>
-      <w:r>
-        <w:rPr>
-          <w:rFonts w:hint="eastAsia"/>
-        </w:rPr>
-        <w:t>-</w:t>
-      </w:r>
-      <w:r>
-        <w:rPr>
-          <w:rFonts w:hint="eastAsia"/>
-        </w:rPr>
-        <w:t>设计</w:t>
-      </w:r>
-    </w:p>
-    <w:p>
-      <w:pPr>
-        <w:pStyle w:val="3"/>
-        <w:rPr>
-          <w:rFonts w:hint="eastAsia"/>
-        </w:rPr>
-      </w:pPr>
-      <w:r>
-        <w:rPr>
-          <w:rFonts w:hint="eastAsia"/>
-        </w:rPr>
-        <w:t>设计</w:t>
-      </w:r>
-      <w:r>
-        <w:rPr>
-          <w:rFonts w:hint="eastAsia"/>
-        </w:rPr>
-        <w:t>简介</w:t>
-      </w:r>
-    </w:p>
-    <w:p>
-      <w:pPr>
-        <w:pStyle w:val="4"/>
-        <w:rPr>
-          <w:rFonts w:hint="eastAsia"/>
-        </w:rPr>
-      </w:pPr>
-      <w:r>
-        <w:rPr>
-          <w:rFonts w:hint="eastAsia"/>
-        </w:rPr>
-        <w:t>1</w:t>
-      </w:r>
-      <w:r>
-        <w:rPr>
-          <w:rFonts w:hint="eastAsia"/>
-        </w:rPr>
-        <w:t>）</w:t>
-      </w:r>
-      <w:r>
-        <w:rPr>
-          <w:rFonts w:hint="eastAsia"/>
-        </w:rPr>
-        <w:t>灵感来源</w:t>
-      </w:r>
-    </w:p>
-    <w:p>
-      <w:pPr>
-        <w:widowControl/>
-        <w:adjustRightInd w:val="0"/>
-        <w:snapToGrid w:val="0"/>
-        <w:jc w:val="left"/>
-        <w:rPr>
-          <w:rFonts w:ascii="Tahoma" w:eastAsia="微软雅黑" w:hAnsi="Tahoma"/>
-          <w:kern w:val="0"/>
-          <w:sz w:val="22"/>
-        </w:rPr>
-      </w:pPr>
-      <w:r>
-        <w:rPr>
-          <w:rFonts w:ascii="Tahoma" w:eastAsia="微软雅黑" w:hAnsi="Tahoma" w:hint="eastAsia"/>
-          <w:kern w:val="0"/>
-          <w:sz w:val="22"/>
-        </w:rPr>
-        <w:t>2</w:t>
-      </w:r>
-      <w:r>
-        <w:rPr>
-          <w:rFonts w:ascii="Tahoma" w:eastAsia="微软雅黑" w:hAnsi="Tahoma"/>
-          <w:kern w:val="0"/>
-          <w:sz w:val="22"/>
-        </w:rPr>
-        <w:t>023</w:t>
-      </w:r>
-      <w:r>
-        <w:rPr>
-          <w:rFonts w:ascii="Tahoma" w:eastAsia="微软雅黑" w:hAnsi="Tahoma" w:hint="eastAsia"/>
-          <w:kern w:val="0"/>
-          <w:sz w:val="22"/>
-        </w:rPr>
-        <w:t>年</w:t>
-      </w:r>
-      <w:r>
-        <w:rPr>
-          <w:rFonts w:ascii="Tahoma" w:eastAsia="微软雅黑" w:hAnsi="Tahoma" w:hint="eastAsia"/>
-          <w:kern w:val="0"/>
-          <w:sz w:val="22"/>
-        </w:rPr>
-        <w:t>4</w:t>
-      </w:r>
-      <w:r>
-        <w:rPr>
-          <w:rFonts w:ascii="Tahoma" w:eastAsia="微软雅黑" w:hAnsi="Tahoma" w:hint="eastAsia"/>
-          <w:kern w:val="0"/>
-          <w:sz w:val="22"/>
-        </w:rPr>
-        <w:t>月</w:t>
-      </w:r>
-      <w:r>
-        <w:rPr>
-          <w:rFonts w:ascii="Tahoma" w:eastAsia="微软雅黑" w:hAnsi="Tahoma" w:hint="eastAsia"/>
-          <w:kern w:val="0"/>
-          <w:sz w:val="22"/>
-        </w:rPr>
-        <w:t>9</w:t>
-      </w:r>
-      <w:r>
-        <w:rPr>
-          <w:rFonts w:ascii="Tahoma" w:eastAsia="微软雅黑" w:hAnsi="Tahoma" w:hint="eastAsia"/>
-          <w:kern w:val="0"/>
-          <w:sz w:val="22"/>
-        </w:rPr>
-        <w:t>日，</w:t>
-      </w:r>
-      <w:r>
-        <w:rPr>
-          <w:rFonts w:ascii="Tahoma" w:eastAsia="微软雅黑" w:hAnsi="Tahoma" w:hint="eastAsia"/>
-          <w:kern w:val="0"/>
-          <w:sz w:val="22"/>
-        </w:rPr>
-        <w:t>作者我</w:t>
-      </w:r>
-      <w:r>
-        <w:rPr>
-          <w:rFonts w:ascii="Tahoma" w:eastAsia="微软雅黑" w:hAnsi="Tahoma" w:hint="eastAsia"/>
-          <w:kern w:val="0"/>
-          <w:sz w:val="22"/>
-        </w:rPr>
-        <w:t>打算</w:t>
-      </w:r>
-      <w:r>
-        <w:rPr>
-          <w:rFonts w:ascii="Tahoma" w:eastAsia="微软雅黑" w:hAnsi="Tahoma" w:hint="eastAsia"/>
-          <w:kern w:val="0"/>
-          <w:sz w:val="22"/>
-        </w:rPr>
-        <w:t>建设</w:t>
-      </w:r>
-      <w:r>
-        <w:rPr>
-          <w:rFonts w:ascii="Tahoma" w:eastAsia="微软雅黑" w:hAnsi="Tahoma" w:hint="eastAsia"/>
-          <w:kern w:val="0"/>
-          <w:sz w:val="22"/>
-        </w:rPr>
-        <w:t xml:space="preserve"> </w:t>
-      </w:r>
-      <w:r>
-        <w:rPr>
-          <w:rFonts w:ascii="Tahoma" w:eastAsia="微软雅黑" w:hAnsi="Tahoma" w:hint="eastAsia"/>
-          <w:kern w:val="0"/>
-          <w:sz w:val="22"/>
-        </w:rPr>
-        <w:t>瞎改编故事图书馆</w:t>
-      </w:r>
-      <w:r>
-        <w:rPr>
-          <w:rFonts w:ascii="Tahoma" w:eastAsia="微软雅黑" w:hAnsi="Tahoma" w:hint="eastAsia"/>
-          <w:kern w:val="0"/>
-          <w:sz w:val="22"/>
-        </w:rPr>
-        <w:t xml:space="preserve"> </w:t>
-      </w:r>
-      <w:r>
-        <w:rPr>
-          <w:rFonts w:ascii="Tahoma" w:eastAsia="微软雅黑" w:hAnsi="Tahoma" w:hint="eastAsia"/>
-          <w:kern w:val="0"/>
-          <w:sz w:val="22"/>
-        </w:rPr>
-        <w:t>，当时对话框皮肤</w:t>
-      </w:r>
-      <w:proofErr w:type="gramStart"/>
-      <w:r>
-        <w:rPr>
-          <w:rFonts w:ascii="Tahoma" w:eastAsia="微软雅黑" w:hAnsi="Tahoma" w:hint="eastAsia"/>
-          <w:kern w:val="0"/>
-          <w:sz w:val="22"/>
-        </w:rPr>
-        <w:t>插件很</w:t>
-      </w:r>
-      <w:proofErr w:type="gramEnd"/>
-      <w:r>
-        <w:rPr>
-          <w:rFonts w:ascii="Tahoma" w:eastAsia="微软雅黑" w:hAnsi="Tahoma" w:hint="eastAsia"/>
-          <w:kern w:val="0"/>
-          <w:sz w:val="22"/>
-        </w:rPr>
-        <w:t>早就已经实现了，</w:t>
-      </w:r>
-      <w:r>
-        <w:rPr>
-          <w:rFonts w:ascii="Tahoma" w:eastAsia="微软雅黑" w:hAnsi="Tahoma" w:hint="eastAsia"/>
-          <w:kern w:val="0"/>
-          <w:sz w:val="22"/>
-        </w:rPr>
-        <w:t>于是打算</w:t>
-      </w:r>
-      <w:r>
-        <w:rPr>
-          <w:rFonts w:ascii="Tahoma" w:eastAsia="微软雅黑" w:hAnsi="Tahoma" w:hint="eastAsia"/>
-          <w:kern w:val="0"/>
-          <w:sz w:val="22"/>
-        </w:rPr>
-        <w:t>让图书馆里面的每篇小故事，都换上新的对话框皮肤效果</w:t>
-      </w:r>
-      <w:r>
-        <w:rPr>
-          <w:rFonts w:ascii="Tahoma" w:eastAsia="微软雅黑" w:hAnsi="Tahoma" w:hint="eastAsia"/>
-          <w:kern w:val="0"/>
-          <w:sz w:val="22"/>
-        </w:rPr>
-        <w:t>。</w:t>
-      </w:r>
-    </w:p>
-    <w:p>
-      <w:pPr>
-        <w:widowControl/>
-        <w:adjustRightInd w:val="0"/>
-        <w:snapToGrid w:val="0"/>
-        <w:jc w:val="left"/>
-        <w:rPr>
-          <w:rFonts w:ascii="Tahoma" w:eastAsia="微软雅黑" w:hAnsi="Tahoma"/>
-          <w:kern w:val="0"/>
-          <w:sz w:val="22"/>
-        </w:rPr>
-      </w:pPr>
-      <w:r>
-        <w:rPr>
-          <w:rFonts w:ascii="Tahoma" w:eastAsia="微软雅黑" w:hAnsi="Tahoma" w:hint="eastAsia"/>
-          <w:kern w:val="0"/>
-          <w:sz w:val="22"/>
-        </w:rPr>
-        <w:t>（</w:t>
-      </w:r>
-      <w:r>
-        <w:rPr>
-          <w:rFonts w:ascii="Tahoma" w:eastAsia="微软雅黑" w:hAnsi="Tahoma" w:hint="eastAsia"/>
-          <w:kern w:val="0"/>
-          <w:sz w:val="22"/>
-        </w:rPr>
-        <w:t>当时</w:t>
-      </w:r>
-      <w:r>
-        <w:rPr>
-          <w:rFonts w:ascii="Tahoma" w:eastAsia="微软雅黑" w:hAnsi="Tahoma" w:hint="eastAsia"/>
-          <w:kern w:val="0"/>
-          <w:sz w:val="22"/>
-        </w:rPr>
-        <w:t>图书馆还是</w:t>
-      </w:r>
-      <w:r>
-        <w:rPr>
-          <w:rFonts w:ascii="Tahoma" w:eastAsia="微软雅黑" w:hAnsi="Tahoma" w:hint="eastAsia"/>
-          <w:kern w:val="0"/>
-          <w:sz w:val="22"/>
-        </w:rPr>
-        <w:t>下图</w:t>
-      </w:r>
-      <w:r>
-        <w:rPr>
-          <w:rFonts w:ascii="Tahoma" w:eastAsia="微软雅黑" w:hAnsi="Tahoma" w:hint="eastAsia"/>
-          <w:kern w:val="0"/>
-          <w:sz w:val="22"/>
-        </w:rPr>
-        <w:t>简陋的样子</w:t>
-      </w:r>
-      <w:r>
-        <w:rPr>
-          <w:rFonts w:ascii="Tahoma" w:eastAsia="微软雅黑" w:hAnsi="Tahoma" w:hint="eastAsia"/>
-          <w:kern w:val="0"/>
-          <w:sz w:val="22"/>
-        </w:rPr>
-        <w:t>）</w:t>
-      </w:r>
-    </w:p>
-    <w:p>
-      <w:pPr>
-        <w:widowControl/>
-        <w:adjustRightInd w:val="0"/>
-        <w:snapToGrid w:val="0"/>
-        <w:jc w:val="left"/>
-        <w:rPr>
-          <w:rFonts w:ascii="Tahoma" w:eastAsia="微软雅黑" w:hAnsi="Tahoma"/>
-          <w:kern w:val="0"/>
-          <w:sz w:val="22"/>
-        </w:rPr>
-      </w:pPr>
-      <w:r>
-        <w:rPr>
-          <w:rFonts w:ascii="Tahoma" w:eastAsia="微软雅黑" w:hAnsi="Tahoma" w:hint="eastAsia"/>
-          <w:kern w:val="0"/>
-          <w:sz w:val="22"/>
-        </w:rPr>
-        <w:t>（</w:t>
-      </w:r>
-      <w:r>
-        <w:rPr>
-          <w:rFonts w:ascii="Tahoma" w:eastAsia="微软雅黑" w:hAnsi="Tahoma" w:hint="eastAsia"/>
-          <w:kern w:val="0"/>
-          <w:sz w:val="22"/>
-        </w:rPr>
-        <w:t>后来在</w:t>
-      </w:r>
-      <w:r>
-        <w:rPr>
-          <w:rFonts w:ascii="Tahoma" w:eastAsia="微软雅黑" w:hAnsi="Tahoma" w:hint="eastAsia"/>
-          <w:kern w:val="0"/>
-          <w:sz w:val="22"/>
-        </w:rPr>
-        <w:t>5</w:t>
-      </w:r>
-      <w:r>
-        <w:rPr>
-          <w:rFonts w:ascii="Tahoma" w:eastAsia="微软雅黑" w:hAnsi="Tahoma" w:hint="eastAsia"/>
-          <w:kern w:val="0"/>
-          <w:sz w:val="22"/>
-        </w:rPr>
-        <w:t>月大改造，可见“</w:t>
-      </w:r>
-      <w:r>
-        <w:rPr>
-          <w:rFonts w:ascii="Tahoma" w:eastAsia="微软雅黑" w:hAnsi="Tahoma" w:hint="eastAsia"/>
-          <w:color w:val="0070C0"/>
-          <w:kern w:val="0"/>
-          <w:sz w:val="22"/>
-        </w:rPr>
-        <w:t>6.</w:t>
-      </w:r>
-      <w:r>
-        <w:rPr>
-          <w:rFonts w:ascii="Tahoma" w:eastAsia="微软雅黑" w:hAnsi="Tahoma" w:hint="eastAsia"/>
-          <w:color w:val="0070C0"/>
-          <w:kern w:val="0"/>
-          <w:sz w:val="22"/>
-        </w:rPr>
-        <w:t>地图</w:t>
-      </w:r>
-      <w:r>
-        <w:rPr>
-          <w:rFonts w:ascii="Tahoma" w:eastAsia="微软雅黑" w:hAnsi="Tahoma" w:hint="eastAsia"/>
-          <w:color w:val="0070C0"/>
-          <w:kern w:val="0"/>
-          <w:sz w:val="22"/>
-        </w:rPr>
-        <w:t xml:space="preserve"> &gt; </w:t>
-      </w:r>
-      <w:r>
-        <w:rPr>
-          <w:rFonts w:ascii="Tahoma" w:eastAsia="微软雅黑" w:hAnsi="Tahoma" w:hint="eastAsia"/>
-          <w:color w:val="0070C0"/>
-          <w:kern w:val="0"/>
-          <w:sz w:val="22"/>
-        </w:rPr>
-        <w:t>地图设计</w:t>
-      </w:r>
-      <w:r>
-        <w:rPr>
-          <w:rFonts w:ascii="Tahoma" w:eastAsia="微软雅黑" w:hAnsi="Tahoma" w:hint="eastAsia"/>
-          <w:color w:val="0070C0"/>
-          <w:kern w:val="0"/>
-          <w:sz w:val="22"/>
-        </w:rPr>
-        <w:t>-</w:t>
-      </w:r>
-      <w:r>
-        <w:rPr>
-          <w:rFonts w:ascii="Tahoma" w:eastAsia="微软雅黑" w:hAnsi="Tahoma" w:hint="eastAsia"/>
-          <w:color w:val="0070C0"/>
-          <w:kern w:val="0"/>
-          <w:sz w:val="22"/>
-        </w:rPr>
-        <w:t>瞎改编故事图书馆</w:t>
-      </w:r>
-      <w:r>
-        <w:rPr>
-          <w:rFonts w:ascii="Tahoma" w:eastAsia="微软雅黑" w:hAnsi="Tahoma" w:hint="eastAsia"/>
-          <w:color w:val="0070C0"/>
-          <w:kern w:val="0"/>
-          <w:sz w:val="22"/>
-        </w:rPr>
-        <w:t>.docx</w:t>
-      </w:r>
-      <w:r>
-        <w:rPr>
-          <w:rFonts w:ascii="Tahoma" w:eastAsia="微软雅黑" w:hAnsi="Tahoma" w:hint="eastAsia"/>
-          <w:kern w:val="0"/>
-          <w:sz w:val="22"/>
-        </w:rPr>
-        <w:t>”）</w:t>
-      </w:r>
-    </w:p>
-    <w:p>
-      <w:pPr>
-        <w:jc w:val="center"/>
-        <w:rPr>
-          <w:rFonts w:ascii="Tahoma" w:eastAsia="微软雅黑" w:hAnsi="Tahoma"/>
-          <w:kern w:val="0"/>
-          <w:sz w:val="22"/>
-        </w:rPr>
-      </w:pPr>
-      <w:r>
-        <w:rPr>
-          <w:noProof/>
-        </w:rPr>
-        <w:drawing>
-          <wp:inline distT="0" distB="0" distL="0" distR="0" wp14:anchorId="4C796747" wp14:editId="1B56D2DA">
-            <wp:extent cx="3741420" cy="2770705"/>
-            <wp:effectExtent l="0" t="0" r="0" b="0"/>
-            <wp:docPr id="1559979168" name="图片 13"/>
-            <wp:cNvGraphicFramePr>
-              <a:graphicFrameLocks xmlns:a="http://schemas.openxmlformats.org/drawingml/2006/main" noChangeAspect="1"/>
-            </wp:cNvGraphicFramePr>
-            <a:graphic xmlns:a="http://schemas.openxmlformats.org/drawingml/2006/main">
-              <a:graphicData uri="http://schemas.openxmlformats.org/drawingml/2006/picture">
-                <pic:pic xmlns:pic="http://schemas.openxmlformats.org/drawingml/2006/picture">
-                  <pic:nvPicPr>
-                    <pic:cNvPr id="0" name="Picture 25"/>
-                    <pic:cNvPicPr>
-                      <a:picLocks noChangeAspect="1" noChangeArrowheads="1"/>
-                    </pic:cNvPicPr>
-                  </pic:nvPicPr>
-                  <pic:blipFill>
-                    <a:blip r:embed="rId17">
-                      <a:extLst>
-                        <a:ext uri="{28A0092B-C50C-407E-A947-70E740481C1C}">
-                          <a14:useLocalDpi xmlns:a14="http://schemas.microsoft.com/office/drawing/2010/main" val="0"/>
-                        </a:ext>
-                      </a:extLst>
-                    </a:blip>
-                    <a:srcRect/>
-                    <a:stretch>
-                      <a:fillRect/>
-                    </a:stretch>
-                  </pic:blipFill>
-                  <pic:spPr bwMode="auto">
-                    <a:xfrm>
-                      <a:off x="0" y="0"/>
-                      <a:ext cx="3745764" cy="2773922"/>
-                    </a:xfrm>
-                    <a:prstGeom prst="rect">
-                      <a:avLst/>
-                    </a:prstGeom>
-                    <a:noFill/>
-                    <a:ln>
-                      <a:noFill/>
-                    </a:ln>
-                  </pic:spPr>
-                </pic:pic>
-              </a:graphicData>
-            </a:graphic>
-          </wp:inline>
-        </w:drawing>
-      </w:r>
-    </w:p>
-    <w:p>
-      <w:pPr>
-        <w:widowControl/>
-        <w:snapToGrid w:val="0"/>
-        <w:jc w:val="left"/>
-        <w:rPr>
-          <w:rFonts w:ascii="Tahoma" w:eastAsia="微软雅黑" w:hAnsi="Tahoma"/>
-          <w:kern w:val="0"/>
-          <w:sz w:val="22"/>
-        </w:rPr>
-      </w:pPr>
-      <w:r>
-        <w:rPr>
-          <w:rFonts w:ascii="Tahoma" w:eastAsia="微软雅黑" w:hAnsi="Tahoma" w:hint="eastAsia"/>
-          <w:kern w:val="0"/>
-          <w:sz w:val="22"/>
-        </w:rPr>
-        <w:t>当时</w:t>
-      </w:r>
-      <w:r>
-        <w:rPr>
-          <w:rFonts w:ascii="Tahoma" w:eastAsia="微软雅黑" w:hAnsi="Tahoma" w:hint="eastAsia"/>
-          <w:kern w:val="0"/>
-          <w:sz w:val="22"/>
-        </w:rPr>
-        <w:t>手边正好有</w:t>
-      </w:r>
-      <w:r>
-        <w:rPr>
-          <w:rFonts w:ascii="Tahoma" w:eastAsia="微软雅黑" w:hAnsi="Tahoma" w:hint="eastAsia"/>
-          <w:kern w:val="0"/>
-          <w:sz w:val="22"/>
-        </w:rPr>
-        <w:t xml:space="preserve"> </w:t>
-      </w:r>
-      <w:r>
-        <w:rPr>
-          <w:rFonts w:ascii="Tahoma" w:eastAsia="微软雅黑" w:hAnsi="Tahoma" w:hint="eastAsia"/>
-          <w:kern w:val="0"/>
-          <w:sz w:val="22"/>
-        </w:rPr>
-        <w:t>纸张</w:t>
-      </w:r>
-      <w:r>
-        <w:rPr>
-          <w:rFonts w:ascii="Tahoma" w:eastAsia="微软雅黑" w:hAnsi="Tahoma" w:hint="eastAsia"/>
-          <w:kern w:val="0"/>
-          <w:sz w:val="22"/>
-        </w:rPr>
-        <w:t xml:space="preserve"> </w:t>
-      </w:r>
-      <w:r>
-        <w:rPr>
-          <w:rFonts w:ascii="Tahoma" w:eastAsia="微软雅黑" w:hAnsi="Tahoma" w:hint="eastAsia"/>
-          <w:kern w:val="0"/>
-          <w:sz w:val="22"/>
-        </w:rPr>
-        <w:t>的资源图片，于是，就想做一个与“纸”有关的对话框。</w:t>
-      </w:r>
-    </w:p>
-    <w:p>
-      <w:pPr>
-        <w:widowControl/>
-        <w:adjustRightInd w:val="0"/>
-        <w:snapToGrid w:val="0"/>
-        <w:jc w:val="left"/>
-        <w:rPr>
-          <w:rFonts w:ascii="Tahoma" w:eastAsia="微软雅黑" w:hAnsi="Tahoma"/>
-          <w:kern w:val="0"/>
-          <w:sz w:val="22"/>
-        </w:rPr>
-      </w:pPr>
-      <w:r>
-        <w:rPr>
-          <w:rFonts w:ascii="Tahoma" w:eastAsia="微软雅黑" w:hAnsi="Tahoma" w:hint="eastAsia"/>
-          <w:kern w:val="0"/>
-          <w:sz w:val="22"/>
-        </w:rPr>
-        <w:t>于是</w:t>
-      </w:r>
-      <w:proofErr w:type="gramStart"/>
-      <w:r>
-        <w:rPr>
-          <w:rFonts w:ascii="Tahoma" w:eastAsia="微软雅黑" w:hAnsi="Tahoma" w:hint="eastAsia"/>
-          <w:kern w:val="0"/>
-          <w:sz w:val="22"/>
-        </w:rPr>
-        <w:t>就开坑了</w:t>
-      </w:r>
-      <w:proofErr w:type="gramEnd"/>
-      <w:r>
-        <w:rPr>
-          <w:rFonts w:ascii="Tahoma" w:eastAsia="微软雅黑" w:hAnsi="Tahoma" w:hint="eastAsia"/>
-          <w:kern w:val="0"/>
-          <w:sz w:val="22"/>
-        </w:rPr>
-        <w:t>。</w:t>
-      </w:r>
-    </w:p>
-    <w:p>
-      <w:pPr>
-        <w:widowControl/>
-        <w:rPr>
-          <w:rFonts w:ascii="宋体" w:eastAsia="宋体" w:hAnsi="宋体" w:cs="宋体" w:hint="eastAsia"/>
-          <w:kern w:val="0"/>
-          <w:sz w:val="24"/>
-          <w:szCs w:val="24"/>
-        </w:rPr>
-      </w:pPr>
-    </w:p>
-    <w:p>
-      <w:pPr>
-        <w:widowControl/>
-        <w:jc w:val="left"/>
-        <w:rPr>
-          <w:rFonts w:ascii="Tahoma" w:eastAsia="微软雅黑" w:hAnsi="Tahoma"/>
-          <w:kern w:val="0"/>
-          <w:sz w:val="22"/>
-        </w:rPr>
-      </w:pPr>
-      <w:r>
-        <w:rPr>
-          <w:rFonts w:ascii="Tahoma" w:eastAsia="微软雅黑" w:hAnsi="Tahoma"/>
           <w:kern w:val="0"/>
           <w:sz w:val="22"/>
         </w:rPr>
@@ -6348,7 +6212,19 @@
           <w:rFonts w:hint="eastAsia"/>
         </w:rPr>
         <w:lastRenderedPageBreak/>
-        <w:t>蓝皮纸-细节问题</w:t>
+        <w:t>===</w:t>
+      </w:r>
+      <w:r>
+        <w:rPr>
+          <w:rFonts w:hint="eastAsia"/>
+        </w:rPr>
+        <w:t>蓝皮纸</w:t>
+      </w:r>
+      <w:r>
+        <w:rPr>
+          <w:rFonts w:hint="eastAsia"/>
+        </w:rPr>
+        <w:t xml:space="preserve"> - 注意事项===</w:t>
       </w:r>
     </w:p>
     <w:p>
@@ -6493,7 +6369,7 @@
                     </pic:cNvPicPr>
                   </pic:nvPicPr>
                   <pic:blipFill>
-                    <a:blip r:embed="rId15">
+                    <a:blip r:embed="rId16">
                       <a:extLst>
                         <a:ext uri="{28A0092B-C50C-407E-A947-70E740481C1C}">
                           <a14:useLocalDpi xmlns:a14="http://schemas.microsoft.com/office/drawing/2010/main" val="0"/>
@@ -6587,7 +6463,7 @@
                     </pic:cNvPicPr>
                   </pic:nvPicPr>
                   <pic:blipFill>
-                    <a:blip r:embed="rId16">
+                    <a:blip r:embed="rId17">
                       <a:extLst>
                         <a:ext uri="{28A0092B-C50C-407E-A947-70E740481C1C}">
                           <a14:useLocalDpi xmlns:a14="http://schemas.microsoft.com/office/drawing/2010/main" val="0"/>
@@ -7283,7 +7159,19 @@
           <w:rFonts w:hint="eastAsia"/>
         </w:rPr>
         <w:lastRenderedPageBreak/>
+        <w:t xml:space="preserve">===蓝皮纸 - </w:t>
+      </w:r>
+      <w:r>
+        <w:rPr>
+          <w:rFonts w:hint="eastAsia"/>
+        </w:rPr>
         <w:t>常见问题（FAQ）</w:t>
+      </w:r>
+      <w:r>
+        <w:rPr>
+          <w:rFonts w:hint="eastAsia"/>
+        </w:rPr>
+        <w:t>===</w:t>
       </w:r>
     </w:p>
     <w:p>
